--- a/outputs/research/manuscript/docx/core_paper_en_v1.1.docx
+++ b/outputs/research/manuscript/docx/core_paper_en_v1.1.docx
@@ -37,7 +37,7 @@
         <w:pStyle w:val="FirstParagraph"/>
       </w:pPr>
       <w:r>
-        <w:t xml:space="preserve">AI computing clusters can modulate power and shift work in time, but this technical flexibility becomes power-system value only if tasks still complete, the system has hours of scarcity or surplus, and firms are induced to deliver. We link these conditions in one framework combining a task-level model with measured GPU power modes, a joint investment–dispatch model and firm behaviour under tariffs and contracts. In a 2030 public-data scenario for three Chinese provinces, flexibility has no value where no zero-marginal-cost or capacity-scarce hours exist. Where exchange is constrained, the rigid-to-coordinated gap ranges from 1–2% of incremental system cost in coal-heavy Gansu to 6–11% in hydro–renewable Guizhou and up to 15% in Jiangsu, where rigid operation would trigger 8.5 GW of gas peakers. Firms under current time-of-use tariffs realise only part of this value; event-based contracts add almost nothing; a firm facing the system’s hourly marginal-cost shape comes within 1% of the optimum. The delivery gap is a property of the price signal, not of autonomous operation.</w:t>
+        <w:t xml:space="preserve">AI computing clusters can modulate power and shift work in time, but this flexibility becomes power-system value only if tasks still complete, the system has hours of scarcity or surplus, and firms are induced to deliver. We link these conditions in one framework: a task-level model with measured GPU power modes, a joint investment–dispatch model, and firm behaviour under tariffs and contracts. In a 2030 public-data scenario for three Chinese provinces, flexibility has no value without zero-marginal-cost or capacity-scarce hours. Where exchange is constrained, the rigid-to-coordinated gap ranges from 1–2% of incremental system cost in coal-heavy Gansu to 6–11% in hydro-rich Guizhou and 15% in Jiangsu, where rigid operation triggers 8.5 GW of gas peakers. Firms under current tariffs realise only part of this value, event contracts add almost nothing, and a firm facing the system’s hourly marginal-cost shape comes within 1% of the optimum: the delivery gap is a property of the price signal.</w:t>
       </w:r>
     </w:p>
     <w:bookmarkEnd w:id="9"/>

--- a/outputs/research/manuscript/docx/core_paper_en_v1.1.docx
+++ b/outputs/research/manuscript/docx/core_paper_en_v1.1.docx
@@ -37,7 +37,7 @@
         <w:pStyle w:val="FirstParagraph"/>
       </w:pPr>
       <w:r>
-        <w:t xml:space="preserve">AI computing clusters can modulate power and shift work in time, but this flexibility becomes power-system value only if tasks still complete, the system has hours of scarcity or surplus, and firms are induced to deliver. We link these conditions in one framework: a task-level model with measured GPU power modes, a joint investment–dispatch model, and firm behaviour under tariffs and contracts. In a 2030 public-data scenario for three Chinese provinces, flexibility has no value without zero-marginal-cost or capacity-scarce hours. Where exchange is constrained, the rigid-to-coordinated gap ranges from 1–2% of incremental system cost in coal-heavy Gansu to 6–11% in hydro-rich Guizhou and 15% in Jiangsu, where rigid operation triggers 8.5 GW of gas peakers. Firms under current tariffs realise only part of this value, event contracts add almost nothing, and a firm facing the system’s hourly marginal-cost shape comes within 1% of the optimum: the delivery gap is a property of the price signal.</w:t>
+        <w:t xml:space="preserve">AI computing clusters can modulate power and shift work in time, but this flexibility becomes power-system value only if tasks still complete, the system has hours of scarcity or surplus, and firms are induced to deliver. We link these conditions in one framework spanning task-level power modes, joint investment–dispatch and firm behaviour under tariffs and contracts. In a 2030 public-data scenario for three Chinese provinces, flexibility has no value without zero-marginal-cost or capacity-scarce hours. Where exchange is constrained, the rigid-to-coordinated gap ranges from 1–2% of incremental system cost in coal-heavy Gansu to 6–11% in hydro-rich Guizhou and 15% in Jiangsu, where rigid operation triggers 8.5 GW of gas peakers. Firms under current tariffs realise only part of this value, event contracts add almost nothing, and a firm facing the system’s hourly marginal-cost shape comes within 1% of the optimum: the delivery gap is a property of the price signal.</w:t>
       </w:r>
     </w:p>
     <w:bookmarkEnd w:id="9"/>
